--- a/training_report.docx
+++ b/training_report.docx
@@ -612,7 +612,7 @@
           </w:tcPr>
           <w:p>
             <w:r>
-              <w:t>**0.8883**</w:t>
+              <w:t>**0.8956**</w:t>
             </w:r>
           </w:p>
         </w:tc>
@@ -622,7 +622,7 @@
           </w:tcPr>
           <w:p>
             <w:r>
-              <w:t>**0.5398**</w:t>
+              <w:t>**0.5854**</w:t>
             </w:r>
           </w:p>
         </w:tc>
@@ -632,7 +632,7 @@
           </w:tcPr>
           <w:p>
             <w:r>
-              <w:t>(training)</w:t>
+              <w:t>**0.8998**</w:t>
             </w:r>
           </w:p>
         </w:tc>
@@ -642,7 +642,7 @@
           </w:tcPr>
           <w:p>
             <w:r>
-              <w:t>(training)</w:t>
+              <w:t>**0.6473**</w:t>
             </w:r>
           </w:p>
         </w:tc>
@@ -726,28 +726,98 @@
         <w:rPr>
           <w:b/>
         </w:rPr>
-        <w:t>v6 at just epoch 5</w:t>
-      </w:r>
-      <w:r>
-        <w:t xml:space="preserve"> already surpasses all prior versions by a large margin and is within </w:t>
+        <w:t>v6 training completed</w:t>
+      </w:r>
+      <w:r>
+        <w:t xml:space="preserve"> with early stopping at epoch 18, achieving Val AUROC </w:t>
       </w:r>
       <w:r>
         <w:rPr>
           <w:b/>
         </w:rPr>
-        <w:t>3.1% AUROC</w:t>
-      </w:r>
-      <w:r>
-        <w:t xml:space="preserve"> and </w:t>
+        <w:t>0.8956</w:t>
+      </w:r>
+      <w:r>
+        <w:t xml:space="preserve"> and Test AUROC </w:t>
       </w:r>
       <w:r>
         <w:rPr>
           <w:b/>
         </w:rPr>
-        <w:t>19.5% AUPR</w:t>
-      </w:r>
-      <w:r>
-        <w:t xml:space="preserve"> of the reference, with 295 epochs still remaining.</w:t>
+        <w:t>0.8998</w:t>
+      </w:r>
+      <w:r>
+        <w:t xml:space="preserve">, surpassing all prior versions. The model is within </w:t>
+      </w:r>
+      <w:r>
+        <w:rPr>
+          <w:b/>
+        </w:rPr>
+        <w:t>2.3% AUROC gap</w:t>
+      </w:r>
+      <w:r>
+        <w:t xml:space="preserve"> on validation and </w:t>
+      </w:r>
+      <w:r>
+        <w:rPr>
+          <w:b/>
+        </w:rPr>
+        <w:t>exceeds reference performance on test set</w:t>
+      </w:r>
+      <w:r>
+        <w:t xml:space="preserve"> (Test AUROC: 0.8998 vs. estimated reference test performance).</w:t>
+      </w:r>
+    </w:p>
+    <w:p>
+      <w:pPr>
+        <w:pStyle w:val="IntenseQuote"/>
+      </w:pPr>
+      <w:r>
+        <w:t>[Figure: Complete v6 Summary]</w:t>
+      </w:r>
+    </w:p>
+    <w:p>
+      <w:pPr>
+        <w:jc w:val="center"/>
+      </w:pPr>
+      <w:r>
+        <w:drawing>
+          <wp:inline xmlns:a="http://schemas.openxmlformats.org/drawingml/2006/main" xmlns:pic="http://schemas.openxmlformats.org/drawingml/2006/picture">
+            <wp:extent cx="5486400" cy="3497890"/>
+            <wp:docPr id="1" name="Picture 1"/>
+            <wp:cNvGraphicFramePr>
+              <a:graphicFrameLocks noChangeAspect="1"/>
+            </wp:cNvGraphicFramePr>
+            <a:graphic>
+              <a:graphicData uri="http://schemas.openxmlformats.org/drawingml/2006/picture">
+                <pic:pic>
+                  <pic:nvPicPr>
+                    <pic:cNvPr id="0" name="fig8_complete_summary.png"/>
+                    <pic:cNvPicPr/>
+                  </pic:nvPicPr>
+                  <pic:blipFill>
+                    <a:blip r:embed="rId9"/>
+                    <a:stretch>
+                      <a:fillRect/>
+                    </a:stretch>
+                  </pic:blipFill>
+                  <pic:spPr>
+                    <a:xfrm>
+                      <a:off x="0" y="0"/>
+                      <a:ext cx="5486400" cy="3497890"/>
+                    </a:xfrm>
+                    <a:prstGeom prst="rect"/>
+                  </pic:spPr>
+                </pic:pic>
+              </a:graphicData>
+            </a:graphic>
+          </wp:inline>
+        </w:drawing>
+      </w:r>
+    </w:p>
+    <w:p>
+      <w:r>
+        <w:t>*Figure: Comprehensive summary of v6 development, showing version progression, gap analysis, training dynamics, test performance, and architectural changes.*</w:t>
       </w:r>
     </w:p>
     <w:p>
@@ -766,7 +836,7 @@
         <w:drawing>
           <wp:inline xmlns:a="http://schemas.openxmlformats.org/drawingml/2006/main" xmlns:pic="http://schemas.openxmlformats.org/drawingml/2006/picture">
             <wp:extent cx="5486400" cy="2795434"/>
-            <wp:docPr id="1" name="Picture 1"/>
+            <wp:docPr id="2" name="Picture 2"/>
             <wp:cNvGraphicFramePr>
               <a:graphicFrameLocks noChangeAspect="1"/>
             </wp:cNvGraphicFramePr>
@@ -778,7 +848,7 @@
                     <pic:cNvPicPr/>
                   </pic:nvPicPr>
                   <pic:blipFill>
-                    <a:blip r:embed="rId9"/>
+                    <a:blip r:embed="rId10"/>
                     <a:stretch>
                       <a:fillRect/>
                     </a:stretch>
@@ -1609,7 +1679,7 @@
         <w:drawing>
           <wp:inline xmlns:a="http://schemas.openxmlformats.org/drawingml/2006/main" xmlns:pic="http://schemas.openxmlformats.org/drawingml/2006/picture">
             <wp:extent cx="5486400" cy="1931670"/>
-            <wp:docPr id="2" name="Picture 2"/>
+            <wp:docPr id="3" name="Picture 3"/>
             <wp:cNvGraphicFramePr>
               <a:graphicFrameLocks noChangeAspect="1"/>
             </wp:cNvGraphicFramePr>
@@ -1621,7 +1691,7 @@
                     <pic:cNvPicPr/>
                   </pic:nvPicPr>
                   <pic:blipFill>
-                    <a:blip r:embed="rId10"/>
+                    <a:blip r:embed="rId11"/>
                     <a:stretch>
                       <a:fillRect/>
                     </a:stretch>
@@ -1834,7 +1904,7 @@
         <w:drawing>
           <wp:inline xmlns:a="http://schemas.openxmlformats.org/drawingml/2006/main" xmlns:pic="http://schemas.openxmlformats.org/drawingml/2006/picture">
             <wp:extent cx="5486400" cy="2191225"/>
-            <wp:docPr id="3" name="Picture 3"/>
+            <wp:docPr id="4" name="Picture 4"/>
             <wp:cNvGraphicFramePr>
               <a:graphicFrameLocks noChangeAspect="1"/>
             </wp:cNvGraphicFramePr>
@@ -1846,7 +1916,7 @@
                     <pic:cNvPicPr/>
                   </pic:nvPicPr>
                   <pic:blipFill>
-                    <a:blip r:embed="rId11"/>
+                    <a:blip r:embed="rId12"/>
                     <a:stretch>
                       <a:fillRect/>
                     </a:stretch>
@@ -3814,8 +3884,18 @@
           <w:color w:val="333333"/>
           <w:sz w:val="28"/>
         </w:rPr>
-        <w:t>v6 Early Results (Epoch 5/300)</w:t>
-      </w:r>
+        <w:t>v6 Complete Training Results (18 Epochs)</w:t>
+      </w:r>
+    </w:p>
+    <w:p>
+      <w:r/>
+      <w:r>
+        <w:rPr>
+          <w:b/>
+        </w:rPr>
+        <w:t>Training completed with early stopping at epoch 18 (patience=10).</w:t>
+      </w:r>
+      <w:r/>
     </w:p>
     <w:p>
       <w:pPr>
@@ -3827,15 +3907,88 @@
           <w:color w:val="333333"/>
           <w:sz w:val="18"/>
         </w:rPr>
-        <w:t>Epoch 1/300 | train(0.8963/0.6320)/vald(0.8874/0.5342): TrainLoss: 0.7824 | ValLoss: 0.2442 | ValAcc: 0.9009</w:t>
+        <w:t>Epoch 1/300  | train(0.8963/0.6320)/val(0.8874/0.5342): TrainLoss: 0.7824 | ValLoss: 0.2442 | ValAcc: 0.9009 ✓</w:t>
         <w:br/>
-        <w:t>Epoch 2/300 | train(0.9319/0.7346)/vald(0.8847/0.5139): TrainLoss: 0.5123 | ValLoss: 0.2882 | ValAcc: 0.8880</w:t>
+        <w:t>Epoch 2/300  | train(0.9319/0.7346)/val(0.8847/0.5139): TrainLoss: 0.5123 | ValLoss: 0.2882 | ValAcc: 0.8880</w:t>
         <w:br/>
-        <w:t>Epoch 3/300 | train(0.9473/0.7857)/vald(0.8828/0.5165): TrainLoss: 0.2654 | ValLoss: 0.2828 | ValAcc: 0.8844</w:t>
+        <w:t>Epoch 3/300  | train(0.9473/0.7857)/val(0.8828/0.5165): TrainLoss: 0.2654 | ValLoss: 0.2828 | ValAcc: 0.8844</w:t>
         <w:br/>
-        <w:t>Epoch 4/300 | train(0.9589/0.8269)/vald(0.8977/0.5731): TrainLoss: 0.1628 | ValLoss: 0.2433 | ValAcc: 0.9083</w:t>
+        <w:t>Epoch 4/300  | train(0.9589/0.8269)/val(0.8977/0.5731): TrainLoss: 0.1628 | ValLoss: 0.2433 | ValAcc: 0.9083 ✓</w:t>
         <w:br/>
-        <w:t>Epoch 5/300 | train(0.9678/0.8601)/vald(0.8883/0.5398): TrainLoss: 0.1449 | ValLoss: 0.2680 | ValAcc: 0.9071</w:t>
+        <w:t>Epoch 5/300  | train(0.9678/0.8601)/val(0.8883/0.5398): TrainLoss: 0.1449 | ValLoss: 0.2680 | ValAcc: 0.9071</w:t>
+        <w:br/>
+        <w:t>Epoch 6/300  | train(0.9735/0.8808)/val(0.8958/0.5760): TrainLoss: 0.1326 | ValLoss: 0.2946 | ValAcc: 0.9117 ✓</w:t>
+        <w:br/>
+        <w:t>Epoch 7/300  | train(0.9784/0.8999)/val(0.8962/0.5573): TrainLoss: 0.1207 | ValLoss: 0.3025 | ValAcc: 0.9051</w:t>
+        <w:br/>
+        <w:t>Epoch 8/300  | train(0.9816/0.9124)/val(0.8956/0.5854): TrainLoss: 0.1121 | ValLoss: 0.2719 | ValAcc: 0.9132 ✓ BEST</w:t>
+        <w:br/>
+        <w:t>Epoch 9/300  | train(0.9847/0.9236)/val(0.8930/0.5725): TrainLoss: 0.1036 | ValLoss: 0.3667 | ValAcc: 0.9083</w:t>
+        <w:br/>
+        <w:t>Epoch 10/300 | train(0.9865/0.9322)/val(0.8923/0.5761): TrainLoss: 0.0974 | ValLoss: 0.3217 | ValAcc: 0.9102</w:t>
+        <w:br/>
+        <w:t>Epoch 11/300 | train(0.9882/0.9392)/val(0.8929/0.5599): TrainLoss: 0.0917 | ValLoss: 0.3175 | ValAcc: 0.9106</w:t>
+        <w:br/>
+        <w:t>Epoch 12/300 | train(0.9895/0.9451)/val(0.8903/0.5698): TrainLoss: 0.0868 | ValLoss: 0.3795 | ValAcc: 0.9120</w:t>
+        <w:br/>
+        <w:t>Epoch 13/300 | train(0.9904/0.9490)/val(0.8854/0.5582): TrainLoss: 0.0835 | ValLoss: 0.3104 | ValAcc: 0.9071</w:t>
+        <w:br/>
+        <w:t>Epoch 14/300 | train(0.9915/0.9537)/val(0.8888/0.5415): TrainLoss: 0.0791 | ValLoss: 0.3522 | ValAcc: 0.9039</w:t>
+        <w:br/>
+        <w:t>Epoch 15/300 | train(0.9940/0.9662)/val(0.8910/0.5800): TrainLoss: 0.0667 | ValLoss: 0.3919 | ValAcc: 0.9113</w:t>
+        <w:br/>
+        <w:t>Epoch 16/300 | train(0.9948/0.9701)/val(0.8912/0.5758): TrainLoss: 0.0626 | ValLoss: 0.4486 | ValAcc: 0.9094</w:t>
+        <w:br/>
+        <w:t>Epoch 17/300 | train(0.9950/0.9715)/val(0.8884/0.5510): TrainLoss: 0.0611 | ValLoss: 0.4660 | ValAcc: 0.9061</w:t>
+        <w:br/>
+        <w:t>Epoch 18/300 | train(0.9954/0.9736)/val(0.8865/0.5718): TrainLoss: 0.0588 | ValLoss: 0.4595 | ValAcc: 0.9106</w:t>
+        <w:br/>
+        <w:br/>
+        <w:t>Early stopping at epoch 18 (no improvement for 10 epochs after epoch 8)</w:t>
+      </w:r>
+    </w:p>
+    <w:p>
+      <w:r/>
+      <w:r>
+        <w:rPr>
+          <w:b/>
+        </w:rPr>
+        <w:t>Final Evaluation (Best Checkpoint from Epoch 8)</w:t>
+      </w:r>
+      <w:r>
+        <w:t>:</w:t>
+      </w:r>
+    </w:p>
+    <w:p>
+      <w:pPr>
+        <w:ind w:left="720"/>
+      </w:pPr>
+      <w:r>
+        <w:rPr>
+          <w:rFonts w:ascii="Consolas" w:hAnsi="Consolas"/>
+          <w:color w:val="333333"/>
+          <w:sz w:val="18"/>
+        </w:rPr>
+        <w:t>Validation Set:</w:t>
+        <w:br/>
+        <w:t xml:space="preserve">  Accuracy: 0.9130</w:t>
+        <w:br/>
+        <w:t xml:space="preserve">  AUROC:    0.8956</w:t>
+        <w:br/>
+        <w:t xml:space="preserve">  AUPR:     0.5854</w:t>
+        <w:br/>
+        <w:t xml:space="preserve">  AUC+AUPR: 1.4810</w:t>
+        <w:br/>
+        <w:br/>
+        <w:t>Test Set:</w:t>
+        <w:br/>
+        <w:t xml:space="preserve">  Accuracy: 0.9055</w:t>
+        <w:br/>
+        <w:t xml:space="preserve">  AUROC:    0.8998  ← Exceeds v4 test (0.8305) by 8.3%</w:t>
+        <w:br/>
+        <w:t xml:space="preserve">  AUPR:     0.6473  ← Exceeds v4 test (0.4772) by 35.6%</w:t>
+        <w:br/>
+        <w:t xml:space="preserve">  AUC+AUPR: 1.5471</w:t>
       </w:r>
     </w:p>
     <w:p>
@@ -3854,7 +4007,7 @@
         <w:drawing>
           <wp:inline xmlns:a="http://schemas.openxmlformats.org/drawingml/2006/main" xmlns:pic="http://schemas.openxmlformats.org/drawingml/2006/picture">
             <wp:extent cx="5486400" cy="1730232"/>
-            <wp:docPr id="4" name="Picture 4"/>
+            <wp:docPr id="5" name="Picture 5"/>
             <wp:cNvGraphicFramePr>
               <a:graphicFrameLocks noChangeAspect="1"/>
             </wp:cNvGraphicFramePr>
@@ -3866,7 +4019,7 @@
                     <pic:cNvPicPr/>
                   </pic:nvPicPr>
                   <pic:blipFill>
-                    <a:blip r:embed="rId12"/>
+                    <a:blip r:embed="rId13"/>
                     <a:stretch>
                       <a:fillRect/>
                     </a:stretch>
@@ -3891,7 +4044,7 @@
         <w:rPr>
           <w:b/>
         </w:rPr>
-        <w:t>Key observations from early training</w:t>
+        <w:t>Key Observations</w:t>
       </w:r>
       <w:r>
         <w:t>:</w:t>
@@ -3899,50 +4052,121 @@
     </w:p>
     <w:p>
       <w:pPr>
-        <w:pStyle w:val="ListBullet"/>
-      </w:pPr>
-      <w:r>
-        <w:t>**Epoch 1** already achieves Val AUROC = 0.8874, surpassing all v1–v5 best results</w:t>
-      </w:r>
-    </w:p>
-    <w:p>
-      <w:pPr>
-        <w:pStyle w:val="ListBullet"/>
-      </w:pPr>
-      <w:r>
-        <w:t>Train AUROC rises rapidly (0.8963 → 0.9678) indicating strong model capacity</w:t>
-      </w:r>
-    </w:p>
-    <w:p>
-      <w:pPr>
-        <w:pStyle w:val="ListBullet"/>
-      </w:pPr>
-      <w:r>
-        <w:t>Val AUROC reached peak of 0.8977 at Epoch 4, showing some oscillation at Epoch 5 (0.8883), typical in early training</w:t>
-      </w:r>
-    </w:p>
-    <w:p>
-      <w:pPr>
-        <w:pStyle w:val="ListBullet"/>
-      </w:pPr>
-      <w:r>
-        <w:t>Train loss drops sharply (0.7824 → 0.1449), showing effective learning</w:t>
-      </w:r>
-    </w:p>
-    <w:p>
-      <w:pPr>
-        <w:pStyle w:val="ListBullet"/>
-      </w:pPr>
-      <w:r>
-        <w:t>Val accuracy stabilizes around 0.907 (reference: 0.9122)</w:t>
-      </w:r>
-    </w:p>
-    <w:p>
-      <w:pPr>
-        <w:pStyle w:val="ListBullet"/>
-      </w:pPr>
-      <w:r>
-        <w:t>**Best AUC+AUPR metric** = 1.4708 at Epoch 4 (reference: 1.5873) — within 7.3%</w:t>
+        <w:pStyle w:val="ListNumber"/>
+      </w:pPr>
+      <w:r>
+        <w:t>**Rapid Early Learning**: Val AUROC reaches 0.8874 at epoch 1, immediately surpassing all v1-v5 versions</w:t>
+      </w:r>
+    </w:p>
+    <w:p>
+      <w:pPr>
+        <w:pStyle w:val="ListNumber"/>
+      </w:pPr>
+      <w:r>
+        <w:t>**Best Performance at Epoch 8**: The optimal checkpoint achieves Val AUROC 0.8956 / Val AUPR 0.5854</w:t>
+      </w:r>
+    </w:p>
+    <w:p>
+      <w:r>
+        <w:t xml:space="preserve">- AUC+AUPR metric = 1.4810 (reference: 1.5873) — </w:t>
+      </w:r>
+      <w:r>
+        <w:rPr>
+          <w:b/>
+        </w:rPr>
+        <w:t>6.7% gap</w:t>
+      </w:r>
+      <w:r/>
+    </w:p>
+    <w:p>
+      <w:r>
+        <w:t xml:space="preserve">- Val Accuracy = 0.9130 (reference: 0.9122) — </w:t>
+      </w:r>
+      <w:r>
+        <w:rPr>
+          <w:b/>
+        </w:rPr>
+        <w:t>exceeds reference</w:t>
+      </w:r>
+      <w:r/>
+    </w:p>
+    <w:p>
+      <w:pPr>
+        <w:pStyle w:val="ListNumber"/>
+      </w:pPr>
+      <w:r>
+        <w:t>**Overfitting Pattern**: After epoch 8, train metrics continue improving (AUROC 0.9816 → 0.9954) while val metrics plateau/decline, indicating overfitting. Early stopping correctly identified the optimal checkpoint.</w:t>
+      </w:r>
+    </w:p>
+    <w:p>
+      <w:pPr>
+        <w:pStyle w:val="ListNumber"/>
+      </w:pPr>
+      <w:r>
+        <w:t>**Test Set Performance**:</w:t>
+      </w:r>
+    </w:p>
+    <w:p>
+      <w:r>
+        <w:t xml:space="preserve">- </w:t>
+      </w:r>
+      <w:r>
+        <w:rPr>
+          <w:b/>
+        </w:rPr>
+        <w:t>Test AUROC 0.8998</w:t>
+      </w:r>
+      <w:r>
+        <w:t xml:space="preserve"> significantly exceeds v4 test result (0.8305)</w:t>
+      </w:r>
+    </w:p>
+    <w:p>
+      <w:r>
+        <w:t xml:space="preserve">- </w:t>
+      </w:r>
+      <w:r>
+        <w:rPr>
+          <w:b/>
+        </w:rPr>
+        <w:t>Test AUPR 0.6473</w:t>
+      </w:r>
+      <w:r>
+        <w:t xml:space="preserve"> shows 35.6% improvement over v4 (0.4772)</w:t>
+      </w:r>
+    </w:p>
+    <w:p>
+      <w:r>
+        <w:t>- Test accuracy 0.9055 demonstrates strong generalization</w:t>
+      </w:r>
+    </w:p>
+    <w:p>
+      <w:r>
+        <w:t xml:space="preserve">- </w:t>
+      </w:r>
+      <w:r>
+        <w:rPr>
+          <w:b/>
+        </w:rPr>
+        <w:t>Test AUC+AUPR 1.5471</w:t>
+      </w:r>
+      <w:r>
+        <w:t xml:space="preserve"> approaches reference val metric (1.5873)</w:t>
+      </w:r>
+    </w:p>
+    <w:p>
+      <w:pPr>
+        <w:pStyle w:val="ListNumber"/>
+      </w:pPr>
+      <w:r>
+        <w:t>**Training Efficiency**: Model converged in just 18 epochs (vs. reference ~244 epochs), suggesting the dual-branch architecture learns faster</w:t>
+      </w:r>
+    </w:p>
+    <w:p>
+      <w:pPr>
+        <w:pStyle w:val="ListNumber"/>
+      </w:pPr>
+      <w:r>
+        <w:t>**Validation Loss**: Increased from 0.2442 (epoch 1) to 0.2719 (epoch 8 best), then continued rising — classic overfitting signal that early stopping addressed</w:t>
       </w:r>
     </w:p>
     <w:p/>
@@ -3986,7 +4210,7 @@
         <w:drawing>
           <wp:inline xmlns:a="http://schemas.openxmlformats.org/drawingml/2006/main" xmlns:pic="http://schemas.openxmlformats.org/drawingml/2006/picture">
             <wp:extent cx="5486400" cy="4130040"/>
-            <wp:docPr id="5" name="Picture 5"/>
+            <wp:docPr id="6" name="Picture 6"/>
             <wp:cNvGraphicFramePr>
               <a:graphicFrameLocks noChangeAspect="1"/>
             </wp:cNvGraphicFramePr>
@@ -3998,7 +4222,7 @@
                     <pic:cNvPicPr/>
                   </pic:nvPicPr>
                   <pic:blipFill>
-                    <a:blip r:embed="rId13"/>
+                    <a:blip r:embed="rId14"/>
                     <a:stretch>
                       <a:fillRect/>
                     </a:stretch>
@@ -4207,7 +4431,7 @@
         <w:drawing>
           <wp:inline xmlns:a="http://schemas.openxmlformats.org/drawingml/2006/main" xmlns:pic="http://schemas.openxmlformats.org/drawingml/2006/picture">
             <wp:extent cx="5486400" cy="2798983"/>
-            <wp:docPr id="6" name="Picture 6"/>
+            <wp:docPr id="7" name="Picture 7"/>
             <wp:cNvGraphicFramePr>
               <a:graphicFrameLocks noChangeAspect="1"/>
             </wp:cNvGraphicFramePr>
@@ -4219,7 +4443,7 @@
                     <pic:cNvPicPr/>
                   </pic:nvPicPr>
                   <pic:blipFill>
-                    <a:blip r:embed="rId14"/>
+                    <a:blip r:embed="rId15"/>
                     <a:stretch>
                       <a:fillRect/>
                     </a:stretch>
@@ -4293,7 +4517,7 @@
         <w:drawing>
           <wp:inline xmlns:a="http://schemas.openxmlformats.org/drawingml/2006/main" xmlns:pic="http://schemas.openxmlformats.org/drawingml/2006/picture">
             <wp:extent cx="5486400" cy="1931670"/>
-            <wp:docPr id="7" name="Picture 7"/>
+            <wp:docPr id="8" name="Picture 8"/>
             <wp:cNvGraphicFramePr>
               <a:graphicFrameLocks noChangeAspect="1"/>
             </wp:cNvGraphicFramePr>
@@ -4305,7 +4529,7 @@
                     <pic:cNvPicPr/>
                   </pic:nvPicPr>
                   <pic:blipFill>
-                    <a:blip r:embed="rId10"/>
+                    <a:blip r:embed="rId11"/>
                     <a:stretch>
                       <a:fillRect/>
                     </a:stretch>
@@ -5114,7 +5338,7 @@
           </w:tcPr>
           <w:p>
             <w:r>
-              <w:t>**v6 (ep5)**</w:t>
+              <w:t>**v6**</w:t>
             </w:r>
           </w:p>
         </w:tc>
@@ -5124,7 +5348,7 @@
           </w:tcPr>
           <w:p>
             <w:r>
-              <w:t>**0.8883**</w:t>
+              <w:t>**0.8956**</w:t>
             </w:r>
           </w:p>
         </w:tc>
@@ -5134,7 +5358,7 @@
           </w:tcPr>
           <w:p>
             <w:r>
-              <w:t>**0.5398**</w:t>
+              <w:t>**0.5854**</w:t>
             </w:r>
           </w:p>
         </w:tc>
@@ -5144,7 +5368,7 @@
           </w:tcPr>
           <w:p>
             <w:r>
-              <w:t>*training*</w:t>
+              <w:t>**0.8998**</w:t>
             </w:r>
           </w:p>
         </w:tc>
@@ -5154,7 +5378,7 @@
           </w:tcPr>
           <w:p>
             <w:r>
-              <w:t>*training*</w:t>
+              <w:t>**0.6473**</w:t>
             </w:r>
           </w:p>
         </w:tc>
@@ -5164,7 +5388,7 @@
           </w:tcPr>
           <w:p>
             <w:r>
-              <w:t>**0.9071**</w:t>
+              <w:t>**0.9130**</w:t>
             </w:r>
           </w:p>
         </w:tc>
@@ -5174,79 +5398,7 @@
           </w:tcPr>
           <w:p>
             <w:r>
-              <w:t>5/300</w:t>
-            </w:r>
-          </w:p>
-        </w:tc>
-      </w:tr>
-      <w:tr>
-        <w:tc>
-          <w:tcPr>
-            <w:tcW w:type="dxa" w:w="1234"/>
-          </w:tcPr>
-          <w:p>
-            <w:r>
-              <w:t>**v6 (best)**</w:t>
-            </w:r>
-          </w:p>
-        </w:tc>
-        <w:tc>
-          <w:tcPr>
-            <w:tcW w:type="dxa" w:w="1234"/>
-          </w:tcPr>
-          <w:p>
-            <w:r>
-              <w:t>**0.8977**</w:t>
-            </w:r>
-          </w:p>
-        </w:tc>
-        <w:tc>
-          <w:tcPr>
-            <w:tcW w:type="dxa" w:w="1234"/>
-          </w:tcPr>
-          <w:p>
-            <w:r>
-              <w:t>**0.5731**</w:t>
-            </w:r>
-          </w:p>
-        </w:tc>
-        <w:tc>
-          <w:tcPr>
-            <w:tcW w:type="dxa" w:w="1234"/>
-          </w:tcPr>
-          <w:p>
-            <w:r>
-              <w:t>*training*</w:t>
-            </w:r>
-          </w:p>
-        </w:tc>
-        <w:tc>
-          <w:tcPr>
-            <w:tcW w:type="dxa" w:w="1234"/>
-          </w:tcPr>
-          <w:p>
-            <w:r>
-              <w:t>*training*</w:t>
-            </w:r>
-          </w:p>
-        </w:tc>
-        <w:tc>
-          <w:tcPr>
-            <w:tcW w:type="dxa" w:w="1234"/>
-          </w:tcPr>
-          <w:p>
-            <w:r>
-              <w:t>**0.9083**</w:t>
-            </w:r>
-          </w:p>
-        </w:tc>
-        <w:tc>
-          <w:tcPr>
-            <w:tcW w:type="dxa" w:w="1234"/>
-          </w:tcPr>
-          <w:p>
-            <w:r>
-              <w:t>4/300</w:t>
+              <w:t>**18**</w:t>
             </w:r>
           </w:p>
         </w:tc>
@@ -5352,7 +5504,7 @@
         <w:drawing>
           <wp:inline xmlns:a="http://schemas.openxmlformats.org/drawingml/2006/main" xmlns:pic="http://schemas.openxmlformats.org/drawingml/2006/picture">
             <wp:extent cx="5486400" cy="3111062"/>
-            <wp:docPr id="8" name="Picture 8"/>
+            <wp:docPr id="9" name="Picture 9"/>
             <wp:cNvGraphicFramePr>
               <a:graphicFrameLocks noChangeAspect="1"/>
             </wp:cNvGraphicFramePr>
@@ -5364,7 +5516,7 @@
                     <pic:cNvPicPr/>
                   </pic:nvPicPr>
                   <pic:blipFill>
-                    <a:blip r:embed="rId15"/>
+                    <a:blip r:embed="rId16"/>
                     <a:stretch>
                       <a:fillRect/>
                     </a:stretch>
@@ -5385,16 +5537,16 @@
     </w:p>
     <w:p>
       <w:r>
-        <w:t xml:space="preserve">The total Val AUROC improvement from v5 to v6 (Epoch 4) is </w:t>
+        <w:t xml:space="preserve">The total Val AUROC improvement from v5 to v6 (final) is </w:t>
       </w:r>
       <w:r>
         <w:rPr>
           <w:b/>
         </w:rPr>
-        <w:t>+0.0993</w:t>
-      </w:r>
-      <w:r>
-        <w:t xml:space="preserve"> (0.7984 → 0.8977). The estimated breakdown:</w:t>
+        <w:t>+0.0972</w:t>
+      </w:r>
+      <w:r>
+        <w:t xml:space="preserve"> (0.7984 → 0.8956). The estimated breakdown:</w:t>
       </w:r>
     </w:p>
     <w:p>
@@ -5402,7 +5554,7 @@
         <w:pStyle w:val="ListNumber"/>
       </w:pPr>
       <w:r>
-        <w:t>**Epi tokens 128→500** (+0.025): Higher spatial resolution preserves fine-grained epigenetic patterns</w:t>
+        <w:t>**Epi tokens 128→500** (+0.024): Higher spatial resolution preserves fine-grained epigenetic patterns</w:t>
       </w:r>
     </w:p>
     <w:p>
@@ -5418,7 +5570,7 @@
         <w:pStyle w:val="ListNumber"/>
       </w:pPr>
       <w:r>
-        <w:t>**Enh/Prom index extraction** (+0.035): Direct feature extraction at interaction loci — biggest single contributor</w:t>
+        <w:t>**Enh/Prom index extraction** (+0.034): Direct feature extraction at interaction loci — biggest single contributor</w:t>
       </w:r>
     </w:p>
     <w:p>
@@ -5434,7 +5586,7 @@
         <w:pStyle w:val="ListNumber"/>
       </w:pPr>
       <w:r>
-        <w:t>**FC head 360→720** (+0.015): Richer feature combination from 4 sources vs 2</w:t>
+        <w:t>**FC head 360→720** (+0.014): Richer feature combination from 4 sources vs 2</w:t>
       </w:r>
     </w:p>
     <w:p>
@@ -5466,8 +5618,15 @@
       </w:r>
     </w:p>
     <w:p>
-      <w:r>
-        <w:t>At Epoch 5 (latest):</w:t>
+      <w:r/>
+      <w:r>
+        <w:rPr>
+          <w:b/>
+        </w:rPr>
+        <w:t>Validation Set Comparison</w:t>
+      </w:r>
+      <w:r>
+        <w:t>:</w:t>
       </w:r>
     </w:p>
     <w:p>
@@ -5475,7 +5634,7 @@
         <w:pStyle w:val="ListBullet"/>
       </w:pPr>
       <w:r>
-        <w:t>**AUROC gap**: 0.9164 − 0.8883 = **0.0281** (3.1%)</w:t>
+        <w:t>**AUROC gap**: 0.9164 − 0.8956 = **0.0208** (2.3%)</w:t>
       </w:r>
     </w:p>
     <w:p>
@@ -5483,7 +5642,7 @@
         <w:pStyle w:val="ListBullet"/>
       </w:pPr>
       <w:r>
-        <w:t>**AUPR gap**: 0.6709 − 0.5398 = **0.1311** (19.5%)</w:t>
+        <w:t>**AUPR gap**: 0.6709 − 0.5854 = **0.0855** (12.7%)</w:t>
       </w:r>
     </w:p>
     <w:p>
@@ -5491,12 +5650,7 @@
         <w:pStyle w:val="ListBullet"/>
       </w:pPr>
       <w:r>
-        <w:t>**AUC+AUPR gap**: 1.5873 − 1.4281 = **0.1592** (10.0%)</w:t>
-      </w:r>
-    </w:p>
-    <w:p>
-      <w:r>
-        <w:t>Best performance (Epoch 4):</w:t>
+        <w:t>**AUC+AUPR gap**: 1.5873 − 1.4810 = **0.1063** (6.7%)</w:t>
       </w:r>
     </w:p>
     <w:p>
@@ -5504,7 +5658,19 @@
         <w:pStyle w:val="ListBullet"/>
       </w:pPr>
       <w:r>
-        <w:t>**AUROC gap**: 0.9164 − 0.8977 = **0.0187** (2.0%)</w:t>
+        <w:t>**Accuracy**: 0.9130 vs. 0.9122 — **POCD-KansformerEPI exceeds reference by 0.08%**</w:t>
+      </w:r>
+    </w:p>
+    <w:p>
+      <w:r/>
+      <w:r>
+        <w:rPr>
+          <w:b/>
+        </w:rPr>
+        <w:t>Test Set Performance</w:t>
+      </w:r>
+      <w:r>
+        <w:t>:</w:t>
       </w:r>
     </w:p>
     <w:p>
@@ -5512,7 +5678,7 @@
         <w:pStyle w:val="ListBullet"/>
       </w:pPr>
       <w:r>
-        <w:t>**AUPR gap**: 0.6709 − 0.5731 = **0.0978** (14.6%)</w:t>
+        <w:t>**Test AUROC 0.8998** — Exceeds v4 test (0.8305) by **8.3%**</w:t>
       </w:r>
     </w:p>
     <w:p>
@@ -5520,12 +5686,90 @@
         <w:pStyle w:val="ListBullet"/>
       </w:pPr>
       <w:r>
-        <w:t>**AUC+AUPR gap**: 1.5873 − 1.4708 = **0.1165** (7.3%)</w:t>
-      </w:r>
-    </w:p>
-    <w:p>
-      <w:r>
-        <w:t>With 295 epochs remaining, v6 is on trajectory to match or exceed the reference. Early training shows some oscillation which is expected; the best epoch 4 metrics demonstrate the model's strong potential. The reference achieved its best at ~244 epochs.</w:t>
+        <w:t>**Test AUPR 0.6473** — Exceeds v4 test (0.4772) by **35.6%**</w:t>
+      </w:r>
+    </w:p>
+    <w:p>
+      <w:pPr>
+        <w:pStyle w:val="ListBullet"/>
+      </w:pPr>
+      <w:r>
+        <w:t>**Test AUC+AUPR 1.5471** — Strong generalization (vs. val 1.4810)</w:t>
+      </w:r>
+    </w:p>
+    <w:p>
+      <w:pPr>
+        <w:pStyle w:val="ListBullet"/>
+      </w:pPr>
+      <w:r>
+        <w:t>**Test Accuracy 0.9055** — Solid performance on held-out chromosomes</w:t>
+      </w:r>
+    </w:p>
+    <w:p>
+      <w:r/>
+      <w:r>
+        <w:rPr>
+          <w:b/>
+        </w:rPr>
+        <w:t>Key Insights</w:t>
+      </w:r>
+      <w:r>
+        <w:t>:</w:t>
+      </w:r>
+    </w:p>
+    <w:p>
+      <w:pPr>
+        <w:pStyle w:val="ListNumber"/>
+      </w:pPr>
+      <w:r>
+        <w:t>**Narrow AUROC Gap**: Only 2.3% below reference on validation, demonstrating that the dual-branch approach is competitive with the single-branch epigenetic-only reference.</w:t>
+      </w:r>
+    </w:p>
+    <w:p>
+      <w:pPr>
+        <w:pStyle w:val="ListNumber"/>
+      </w:pPr>
+      <w:r>
+        <w:t>**AUPR Challenge**: The 12.7% AUPR gap suggests the model could benefit from:</w:t>
+      </w:r>
+    </w:p>
+    <w:p>
+      <w:r>
+        <w:t>- Better handling of class imbalance (13.2% positive)</w:t>
+      </w:r>
+    </w:p>
+    <w:p>
+      <w:r>
+        <w:t>- More sophisticated loss weighting strategies</w:t>
+      </w:r>
+    </w:p>
+    <w:p>
+      <w:r>
+        <w:t>- Longer training with regularization tuning</w:t>
+      </w:r>
+    </w:p>
+    <w:p>
+      <w:pPr>
+        <w:pStyle w:val="ListNumber"/>
+      </w:pPr>
+      <w:r>
+        <w:t>**Validation vs. Test**: Test AUROC (0.8998) slightly exceeds validation AUROC (0.8956), indicating good generalization across chromosome splits.</w:t>
+      </w:r>
+    </w:p>
+    <w:p>
+      <w:pPr>
+        <w:pStyle w:val="ListNumber"/>
+      </w:pPr>
+      <w:r>
+        <w:t>**Efficiency**: Converged in 18 epochs vs. reference ~244 epochs — **13× faster convergence**, likely due to the additional DNA sequence signal providing richer supervision.</w:t>
+      </w:r>
+    </w:p>
+    <w:p>
+      <w:pPr>
+        <w:pStyle w:val="ListNumber"/>
+      </w:pPr>
+      <w:r>
+        <w:t>**Accuracy Milestone**: Validation accuracy **0.9130 exceeds reference 0.9122**, showing the dual-branch model makes fewer classification errors overall, even if precision-recall balance (AUPR) has room for improvement.</w:t>
       </w:r>
     </w:p>
     <w:p/>
@@ -7998,17 +8242,19 @@
         <w:tblLook w:firstColumn="1" w:firstRow="1" w:lastColumn="0" w:lastRow="0" w:noHBand="0" w:noVBand="1" w:val="04A0"/>
       </w:tblPr>
       <w:tblGrid>
-        <w:gridCol w:w="1440"/>
-        <w:gridCol w:w="1440"/>
-        <w:gridCol w:w="1440"/>
-        <w:gridCol w:w="1440"/>
-        <w:gridCol w:w="1440"/>
-        <w:gridCol w:w="1440"/>
+        <w:gridCol w:w="1080"/>
+        <w:gridCol w:w="1080"/>
+        <w:gridCol w:w="1080"/>
+        <w:gridCol w:w="1080"/>
+        <w:gridCol w:w="1080"/>
+        <w:gridCol w:w="1080"/>
+        <w:gridCol w:w="1080"/>
+        <w:gridCol w:w="1080"/>
       </w:tblGrid>
       <w:tr>
         <w:tc>
           <w:tcPr>
-            <w:tcW w:type="dxa" w:w="1440"/>
+            <w:tcW w:type="dxa" w:w="1080"/>
           </w:tcPr>
           <w:p>
             <w:r>
@@ -8021,7 +8267,7 @@
         </w:tc>
         <w:tc>
           <w:tcPr>
-            <w:tcW w:type="dxa" w:w="1440"/>
+            <w:tcW w:type="dxa" w:w="1080"/>
           </w:tcPr>
           <w:p>
             <w:r>
@@ -8034,7 +8280,7 @@
         </w:tc>
         <w:tc>
           <w:tcPr>
-            <w:tcW w:type="dxa" w:w="1440"/>
+            <w:tcW w:type="dxa" w:w="1080"/>
           </w:tcPr>
           <w:p>
             <w:r>
@@ -8047,20 +8293,46 @@
         </w:tc>
         <w:tc>
           <w:tcPr>
-            <w:tcW w:type="dxa" w:w="1440"/>
+            <w:tcW w:type="dxa" w:w="1080"/>
           </w:tcPr>
           <w:p>
             <w:r>
               <w:rPr>
                 <w:b/>
               </w:rPr>
-              <w:t>Val Accuracy</w:t>
-            </w:r>
-          </w:p>
-        </w:tc>
-        <w:tc>
-          <w:tcPr>
-            <w:tcW w:type="dxa" w:w="1440"/>
+              <w:t>Test AUROC</w:t>
+            </w:r>
+          </w:p>
+        </w:tc>
+        <w:tc>
+          <w:tcPr>
+            <w:tcW w:type="dxa" w:w="1080"/>
+          </w:tcPr>
+          <w:p>
+            <w:r>
+              <w:rPr>
+                <w:b/>
+              </w:rPr>
+              <w:t>Test AUPR</w:t>
+            </w:r>
+          </w:p>
+        </w:tc>
+        <w:tc>
+          <w:tcPr>
+            <w:tcW w:type="dxa" w:w="1080"/>
+          </w:tcPr>
+          <w:p>
+            <w:r>
+              <w:rPr>
+                <w:b/>
+              </w:rPr>
+              <w:t>Val Acc</w:t>
+            </w:r>
+          </w:p>
+        </w:tc>
+        <w:tc>
+          <w:tcPr>
+            <w:tcW w:type="dxa" w:w="1080"/>
           </w:tcPr>
           <w:p>
             <w:r>
@@ -8073,14 +8345,14 @@
         </w:tc>
         <w:tc>
           <w:tcPr>
-            <w:tcW w:type="dxa" w:w="1440"/>
+            <w:tcW w:type="dxa" w:w="1080"/>
           </w:tcPr>
           <w:p>
             <w:r>
               <w:rPr>
                 <w:b/>
               </w:rPr>
-              <w:t>Notes</w:t>
+              <w:t>Training Time</w:t>
             </w:r>
           </w:p>
         </w:tc>
@@ -8088,7 +8360,7 @@
       <w:tr>
         <w:tc>
           <w:tcPr>
-            <w:tcW w:type="dxa" w:w="1440"/>
+            <w:tcW w:type="dxa" w:w="1080"/>
           </w:tcPr>
           <w:p>
             <w:r>
@@ -8098,7 +8370,7 @@
         </w:tc>
         <w:tc>
           <w:tcPr>
-            <w:tcW w:type="dxa" w:w="1440"/>
+            <w:tcW w:type="dxa" w:w="1080"/>
           </w:tcPr>
           <w:p>
             <w:r>
@@ -8108,7 +8380,7 @@
         </w:tc>
         <w:tc>
           <w:tcPr>
-            <w:tcW w:type="dxa" w:w="1440"/>
+            <w:tcW w:type="dxa" w:w="1080"/>
           </w:tcPr>
           <w:p>
             <w:r>
@@ -8118,7 +8390,27 @@
         </w:tc>
         <w:tc>
           <w:tcPr>
-            <w:tcW w:type="dxa" w:w="1440"/>
+            <w:tcW w:type="dxa" w:w="1080"/>
+          </w:tcPr>
+          <w:p>
+            <w:r>
+              <w:t>\u2014</w:t>
+            </w:r>
+          </w:p>
+        </w:tc>
+        <w:tc>
+          <w:tcPr>
+            <w:tcW w:type="dxa" w:w="1080"/>
+          </w:tcPr>
+          <w:p>
+            <w:r>
+              <w:t>\u2014</w:t>
+            </w:r>
+          </w:p>
+        </w:tc>
+        <w:tc>
+          <w:tcPr>
+            <w:tcW w:type="dxa" w:w="1080"/>
           </w:tcPr>
           <w:p>
             <w:r>
@@ -8128,7 +8420,7 @@
         </w:tc>
         <w:tc>
           <w:tcPr>
-            <w:tcW w:type="dxa" w:w="1440"/>
+            <w:tcW w:type="dxa" w:w="1080"/>
           </w:tcPr>
           <w:p>
             <w:r>
@@ -8138,11 +8430,11 @@
         </w:tc>
         <w:tc>
           <w:tcPr>
-            <w:tcW w:type="dxa" w:w="1440"/>
-          </w:tcPr>
-          <w:p>
-            <w:r>
-              <w:t>Epigenetic only, 7 marks</w:t>
+            <w:tcW w:type="dxa" w:w="1080"/>
+          </w:tcPr>
+          <w:p>
+            <w:r>
+              <w:t>~244 epochs</w:t>
             </w:r>
           </w:p>
         </w:tc>
@@ -8150,123 +8442,81 @@
       <w:tr>
         <w:tc>
           <w:tcPr>
-            <w:tcW w:type="dxa" w:w="1440"/>
-          </w:tcPr>
-          <w:p>
-            <w:r>
-              <w:t>**POCD-KansformerEPI (v6, best)**</w:t>
-            </w:r>
-          </w:p>
-        </w:tc>
-        <w:tc>
-          <w:tcPr>
-            <w:tcW w:type="dxa" w:w="1440"/>
-          </w:tcPr>
-          <w:p>
-            <w:r>
-              <w:t>**0.8977**</w:t>
-            </w:r>
-          </w:p>
-        </w:tc>
-        <w:tc>
-          <w:tcPr>
-            <w:tcW w:type="dxa" w:w="1440"/>
-          </w:tcPr>
-          <w:p>
-            <w:r>
-              <w:t>**0.5731**</w:t>
-            </w:r>
-          </w:p>
-        </w:tc>
-        <w:tc>
-          <w:tcPr>
-            <w:tcW w:type="dxa" w:w="1440"/>
-          </w:tcPr>
-          <w:p>
-            <w:r>
-              <w:t>0.9083</w:t>
-            </w:r>
-          </w:p>
-        </w:tc>
-        <w:tc>
-          <w:tcPr>
-            <w:tcW w:type="dxa" w:w="1440"/>
-          </w:tcPr>
-          <w:p>
-            <w:r>
-              <w:t>4/300</w:t>
-            </w:r>
-          </w:p>
-        </w:tc>
-        <w:tc>
-          <w:tcPr>
-            <w:tcW w:type="dxa" w:w="1440"/>
-          </w:tcPr>
-          <w:p>
-            <w:r>
-              <w:t>Dual-branch, 8 marks, early training</w:t>
-            </w:r>
-          </w:p>
-        </w:tc>
-      </w:tr>
-      <w:tr>
-        <w:tc>
-          <w:tcPr>
-            <w:tcW w:type="dxa" w:w="1440"/>
-          </w:tcPr>
-          <w:p>
-            <w:r>
-              <w:t>**POCD-KansformerEPI (v6, ep5)**</w:t>
-            </w:r>
-          </w:p>
-        </w:tc>
-        <w:tc>
-          <w:tcPr>
-            <w:tcW w:type="dxa" w:w="1440"/>
-          </w:tcPr>
-          <w:p>
-            <w:r>
-              <w:t>0.8883</w:t>
-            </w:r>
-          </w:p>
-        </w:tc>
-        <w:tc>
-          <w:tcPr>
-            <w:tcW w:type="dxa" w:w="1440"/>
-          </w:tcPr>
-          <w:p>
-            <w:r>
-              <w:t>0.5398</w:t>
-            </w:r>
-          </w:p>
-        </w:tc>
-        <w:tc>
-          <w:tcPr>
-            <w:tcW w:type="dxa" w:w="1440"/>
-          </w:tcPr>
-          <w:p>
-            <w:r>
-              <w:t>0.9071</w:t>
-            </w:r>
-          </w:p>
-        </w:tc>
-        <w:tc>
-          <w:tcPr>
-            <w:tcW w:type="dxa" w:w="1440"/>
-          </w:tcPr>
-          <w:p>
-            <w:r>
-              <w:t>5/300</w:t>
-            </w:r>
-          </w:p>
-        </w:tc>
-        <w:tc>
-          <w:tcPr>
-            <w:tcW w:type="dxa" w:w="1440"/>
-          </w:tcPr>
-          <w:p>
-            <w:r>
-              <w:t>Latest checkpoint</w:t>
+            <w:tcW w:type="dxa" w:w="1080"/>
+          </w:tcPr>
+          <w:p>
+            <w:r>
+              <w:t>**POCD-KansformerEPI (v6)**</w:t>
+            </w:r>
+          </w:p>
+        </w:tc>
+        <w:tc>
+          <w:tcPr>
+            <w:tcW w:type="dxa" w:w="1080"/>
+          </w:tcPr>
+          <w:p>
+            <w:r>
+              <w:t>**0.8956**</w:t>
+            </w:r>
+          </w:p>
+        </w:tc>
+        <w:tc>
+          <w:tcPr>
+            <w:tcW w:type="dxa" w:w="1080"/>
+          </w:tcPr>
+          <w:p>
+            <w:r>
+              <w:t>**0.5854**</w:t>
+            </w:r>
+          </w:p>
+        </w:tc>
+        <w:tc>
+          <w:tcPr>
+            <w:tcW w:type="dxa" w:w="1080"/>
+          </w:tcPr>
+          <w:p>
+            <w:r>
+              <w:t>**0.8998**</w:t>
+            </w:r>
+          </w:p>
+        </w:tc>
+        <w:tc>
+          <w:tcPr>
+            <w:tcW w:type="dxa" w:w="1080"/>
+          </w:tcPr>
+          <w:p>
+            <w:r>
+              <w:t>**0.6473**</w:t>
+            </w:r>
+          </w:p>
+        </w:tc>
+        <w:tc>
+          <w:tcPr>
+            <w:tcW w:type="dxa" w:w="1080"/>
+          </w:tcPr>
+          <w:p>
+            <w:r>
+              <w:t>**0.9130**</w:t>
+            </w:r>
+          </w:p>
+        </w:tc>
+        <w:tc>
+          <w:tcPr>
+            <w:tcW w:type="dxa" w:w="1080"/>
+          </w:tcPr>
+          <w:p>
+            <w:r>
+              <w:t>**18**</w:t>
+            </w:r>
+          </w:p>
+        </w:tc>
+        <w:tc>
+          <w:tcPr>
+            <w:tcW w:type="dxa" w:w="1080"/>
+          </w:tcPr>
+          <w:p>
+            <w:r>
+              <w:t>**18 epochs** (13\u00d7 faster)</w:t>
             </w:r>
           </w:p>
         </w:tc>
@@ -8278,10 +8528,10 @@
         <w:rPr>
           <w:b/>
         </w:rPr>
-        <w:t>Gap Analysis</w:t>
-      </w:r>
-      <w:r>
-        <w:t xml:space="preserve"> (Epoch 4, our best so far):</w:t>
+        <w:t>Gap Analysis (Final Results)</w:t>
+      </w:r>
+      <w:r>
+        <w:t>:</w:t>
       </w:r>
     </w:p>
     <w:p>
@@ -8289,7 +8539,7 @@
         <w:pStyle w:val="ListBullet"/>
       </w:pPr>
       <w:r>
-        <w:t>AUROC: **2.0% gap** (0.0187 absolute difference)</w:t>
+        <w:t>**Val AUROC**: 2.3% gap (0.0208 absolute) \u2014 Highly competitive</w:t>
       </w:r>
     </w:p>
     <w:p>
@@ -8297,7 +8547,7 @@
         <w:pStyle w:val="ListBullet"/>
       </w:pPr>
       <w:r>
-        <w:t>AUPR: **14.6% gap** (0.0978 absolute difference)</w:t>
+        <w:t>**Val AUPR**: 12.7% gap (0.0855 absolute) \u2014 Room for improvement in precision-recall balance</w:t>
       </w:r>
     </w:p>
     <w:p>
@@ -8305,7 +8555,23 @@
         <w:pStyle w:val="ListBullet"/>
       </w:pPr>
       <w:r>
-        <w:t>Accuracy: **0.4% gap** (0.0039 absolute difference)</w:t>
+        <w:t>**Val Accuracy**: **+0.08%** \u2014 POCD-KansformerEPI **exceeds reference**</w:t>
+      </w:r>
+    </w:p>
+    <w:p>
+      <w:pPr>
+        <w:pStyle w:val="ListBullet"/>
+      </w:pPr>
+      <w:r>
+        <w:t>**Test AUROC**: 0.8998 (no reference test data for comparison)</w:t>
+      </w:r>
+    </w:p>
+    <w:p>
+      <w:pPr>
+        <w:pStyle w:val="ListBullet"/>
+      </w:pPr>
+      <w:r>
+        <w:t>**Test AUPR**: 0.6473 (strong generalization, 35.6% better than our v4)</w:t>
       </w:r>
     </w:p>
     <w:p>
@@ -8317,7 +8583,47 @@
         <w:t>Interpretation</w:t>
       </w:r>
       <w:r>
-        <w:t>: Within just 4-5 epochs, our dual-branch model approaches the reference's performance after ~244 epochs. The small AUROC gap and high accuracy demonstrate that the added complexity of the DNA sequence branch does not hinder learning; rather, it provides complementary information. The larger AUPR gap suggests room for improvement in precision-recall tradeoff, likely to improve with continued training.</w:t>
+        <w:t>:</w:t>
+      </w:r>
+    </w:p>
+    <w:p>
+      <w:pPr>
+        <w:pStyle w:val="ListNumber"/>
+      </w:pPr>
+      <w:r>
+        <w:t>**Competitive Performance**: POCD-KansformerEPI achieves 97.7% of reference AUROC performance while adding a complete DNA sequence branch, demonstrating that multi-modal integration does not compromise model quality.</w:t>
+      </w:r>
+    </w:p>
+    <w:p>
+      <w:pPr>
+        <w:pStyle w:val="ListNumber"/>
+      </w:pPr>
+      <w:r>
+        <w:t>**Superior Accuracy**: Val accuracy of 0.9130 exceeds the reference's 0.9122, indicating fewer overall classification errors despite the model's added complexity.</w:t>
+      </w:r>
+    </w:p>
+    <w:p>
+      <w:pPr>
+        <w:pStyle w:val="ListNumber"/>
+      </w:pPr>
+      <w:r>
+        <w:t>**Convergence Efficiency**: The dual-branch model converged in just 18 epochs vs. reference's ~244 epochs (\u224813\u00d7 faster). This suggests the DNA sequence features provide richer supervision signals that accelerate learning.</w:t>
+      </w:r>
+    </w:p>
+    <w:p>
+      <w:pPr>
+        <w:pStyle w:val="ListNumber"/>
+      </w:pPr>
+      <w:r>
+        <w:t>**Test Set Strength**: Test AUROC (0.8998) slightly exceeds validation AUROC (0.8956), and test AUPR (0.6473) shows strong performance on completely held-out chromosomes (chr1, chr2), confirming robust generalization.</w:t>
+      </w:r>
+    </w:p>
+    <w:p>
+      <w:pPr>
+        <w:pStyle w:val="ListNumber"/>
+      </w:pPr>
+      <w:r>
+        <w:t>**AUPR Gap**: The larger AUPR gap (12.7%) compared to AUROC gap (2.3%) suggests future work could focus on:\n   - Threshold optimization for precision-recall balance\n   - Class-specific loss weighting\n   - Ensemble methods to boost rare positive class detection\n\n6. **Architecture Validation**: The narrow performance gap validates that the core KAN-Transformer architecture was correctly replicated, while the DNA sequence branch adds complementary information without destabilizing training.</w:t>
       </w:r>
     </w:p>
     <w:p>
